--- a/Техническое задание.docx
+++ b/Техническое задание.docx
@@ -63,7 +63,12 @@
     </w:p>
     <w:p>
       <w:r>
-        <w:t>Класс нужен для определения дня недели заезда и ввода категории номера для заданной даты.</w:t>
+        <w:t>Класс нужен для определения дня недели заезда и вво</w:t>
+      </w:r>
+      <w:bookmarkStart w:id="0" w:name="_GoBack"/>
+      <w:bookmarkEnd w:id="0"/>
+      <w:r>
+        <w:t>да категории номера для заданной даты.</w:t>
       </w:r>
     </w:p>
     <w:p>
@@ -110,10 +115,19 @@
       </w:r>
       <w:proofErr w:type="spellEnd"/>
       <w:r>
-        <w:t>; } -- Выбранная пользователем категория номера (Эконом, Стандарт, Люкс, С</w:t>
-      </w:r>
-      <w:r>
-        <w:t>тудия, Семейный, Президентский)</w:t>
+        <w:t xml:space="preserve">; } -- Выбранная пользователем категория </w:t>
+      </w:r>
+      <w:r>
+        <w:t>номера (Эконом, Стандарт,</w:t>
+      </w:r>
+      <w:r>
+        <w:t xml:space="preserve"> </w:t>
+      </w:r>
+      <w:r>
+        <w:t>Семейный, Люкс,</w:t>
+      </w:r>
+      <w:r>
+        <w:t xml:space="preserve"> Президентский)</w:t>
       </w:r>
     </w:p>
     <w:p>
@@ -485,8 +499,6 @@
       <w:r>
         <w:t>Дата заезда: 27.02.2026</w:t>
       </w:r>
-      <w:bookmarkStart w:id="0" w:name="_GoBack"/>
-      <w:bookmarkEnd w:id="0"/>
     </w:p>
     <w:p>
       <w:r>
